--- a/抽離教學_數學/高一數學/融合班教學資源/第一學段/03_指數與對數/練習_指數方程一題多練_融合版.docx
+++ b/抽離教學_數學/高一數學/融合班教學資源/第一學段/03_指數與對數/練習_指數方程一題多練_融合版.docx
@@ -51,6 +51,7 @@
     </w:p>
     <w:p>
       <w:pPr>
+        <w:keepNext/>
         <w:spacing w:line="360" w:lineRule="auto" w:after="80"/>
         <w:jc w:val="left"/>
       </w:pPr>
@@ -703,6 +704,7 @@
     </w:p>
     <w:p>
       <w:pPr>
+        <w:keepNext/>
         <w:spacing w:line="360" w:lineRule="auto" w:after="80"/>
         <w:jc w:val="left"/>
       </w:pPr>
@@ -1514,6 +1516,7 @@
     </w:p>
     <w:p>
       <w:pPr>
+        <w:keepNext/>
         <w:spacing w:line="360" w:lineRule="auto" w:after="80"/>
         <w:jc w:val="left"/>
       </w:pPr>
@@ -2159,6 +2162,7 @@
     </w:p>
     <w:p>
       <w:pPr>
+        <w:keepNext/>
         <w:spacing w:line="360" w:lineRule="auto" w:after="80"/>
         <w:jc w:val="left"/>
       </w:pPr>
@@ -2189,6 +2193,7 @@
     </w:p>
     <w:p>
       <w:pPr>
+        <w:keepNext/>
         <w:spacing w:line="360" w:lineRule="auto" w:after="80"/>
         <w:jc w:val="left"/>
       </w:pPr>
@@ -2367,6 +2372,7 @@
     </w:p>
     <w:p>
       <w:pPr>
+        <w:keepNext/>
         <w:spacing w:line="360" w:lineRule="auto" w:after="80"/>
         <w:jc w:val="left"/>
       </w:pPr>
@@ -2613,6 +2619,22 @@
         <w:sz w:val="18"/>
         <w:color w:val="666666"/>
       </w:rPr>
+      <w:t xml:space="preserve"> 頁／共 </w:t>
+    </w:r>
+    <w:fldSimple w:instr=" NUMPAGES ">
+      <w:r>
+        <w:rPr>
+          <w:sz w:val="18"/>
+          <w:color w:val="666666"/>
+        </w:rPr>
+        <w:t>1</w:t>
+      </w:r>
+    </w:fldSimple>
+    <w:r>
+      <w:rPr>
+        <w:sz w:val="18"/>
+        <w:color w:val="666666"/>
+      </w:rPr>
       <w:t xml:space="preserve"> 頁</w:t>
     </w:r>
   </w:p>
